--- a/Network-Documentation.docx
+++ b/Network-Documentation.docx
@@ -5,80 +5,215 @@
     <w:p>
       <w:pPr>
         <w:pStyle w:val="Heading1"/>
+        <w:spacing w:line="480" w:lineRule="auto"/>
+        <w:rPr>
+          <w:rFonts w:ascii="Times New Roman" w:hAnsi="Times New Roman" w:cs="Times New Roman"/>
+          <w:sz w:val="24"/>
+          <w:szCs w:val="24"/>
+        </w:rPr>
       </w:pPr>
       <w:r>
-        <w:t xml:space="preserve">VLANs </w:t>
+        <w:rPr>
+          <w:rFonts w:ascii="Times New Roman" w:hAnsi="Times New Roman" w:cs="Times New Roman"/>
+          <w:sz w:val="24"/>
+          <w:szCs w:val="24"/>
+        </w:rPr>
+        <w:t>VLANs</w:t>
+      </w:r>
+      <w:r>
+        <w:rPr>
+          <w:rFonts w:ascii="Times New Roman" w:hAnsi="Times New Roman" w:cs="Times New Roman"/>
+          <w:sz w:val="24"/>
+          <w:szCs w:val="24"/>
+        </w:rPr>
+        <w:t xml:space="preserve"> </w:t>
+      </w:r>
+      <w:r>
+        <w:rPr>
+          <w:rFonts w:ascii="Times New Roman" w:hAnsi="Times New Roman" w:cs="Times New Roman"/>
+          <w:sz w:val="24"/>
+          <w:szCs w:val="24"/>
+        </w:rPr>
+        <w:t xml:space="preserve"> </w:t>
       </w:r>
     </w:p>
     <w:p>
-      <w:r>
-        <w:t>VLAN 10 IT PC1 - PC7 (f0/1 - f0/08 interfaces on S1</w:t>
-      </w:r>
-      <w:r>
-        <w:t>) PC</w:t>
-      </w:r>
-      <w:r>
-        <w:t>8- PC9 (f0/9 -10 interface on S2)</w:t>
+      <w:pPr>
+        <w:spacing w:line="480" w:lineRule="auto"/>
+        <w:rPr>
+          <w:rFonts w:ascii="Times New Roman" w:hAnsi="Times New Roman" w:cs="Times New Roman"/>
+        </w:rPr>
+      </w:pPr>
+      <w:r>
+        <w:rPr>
+          <w:rFonts w:ascii="Times New Roman" w:hAnsi="Times New Roman" w:cs="Times New Roman"/>
+        </w:rPr>
+        <w:t>VLAN 10 IT PC1 - PC7 (f0/1 - f0/08 interfaces on S1) PC8- PC9 (f0/9 -10 interface on S2)</w:t>
       </w:r>
     </w:p>
     <w:p>
-      <w:r>
-        <w:t xml:space="preserve">VLAN 20 </w:t>
-      </w:r>
-      <w:r>
-        <w:t>Finance PC</w:t>
-      </w:r>
-      <w:r>
-        <w:t>18 - PC 19 (f0/9 - f0/10 interface on S1) PC10 - PC17 (f0/1 -f0/8 interface on S2)</w:t>
+      <w:pPr>
+        <w:spacing w:line="480" w:lineRule="auto"/>
+        <w:rPr>
+          <w:rFonts w:ascii="Times New Roman" w:hAnsi="Times New Roman" w:cs="Times New Roman"/>
+        </w:rPr>
+      </w:pPr>
+      <w:r>
+        <w:rPr>
+          <w:rFonts w:ascii="Times New Roman" w:hAnsi="Times New Roman" w:cs="Times New Roman"/>
+        </w:rPr>
+        <w:t>VLAN 20 Finance PC18 - PC 19 (f0/9 - f0/10 interface on S1) PC10 - PC17 (f0/1 -f0/8 interface on S2)</w:t>
       </w:r>
     </w:p>
     <w:p>
-      <w:r>
+      <w:pPr>
+        <w:spacing w:line="480" w:lineRule="auto"/>
+        <w:rPr>
+          <w:rFonts w:ascii="Times New Roman" w:hAnsi="Times New Roman" w:cs="Times New Roman"/>
+        </w:rPr>
+      </w:pPr>
+      <w:r>
+        <w:rPr>
+          <w:rFonts w:ascii="Times New Roman" w:hAnsi="Times New Roman" w:cs="Times New Roman"/>
+        </w:rPr>
         <w:t>VLAN 30 Marketing PC20-PC22, PC26-PC29 (f0/1-f0/7 on S3) PC24-PC25 (f0/1 -f0/2, f0/10 on S4)</w:t>
       </w:r>
     </w:p>
     <w:p>
-      <w:r>
+      <w:pPr>
+        <w:spacing w:line="480" w:lineRule="auto"/>
+        <w:rPr>
+          <w:rFonts w:ascii="Times New Roman" w:hAnsi="Times New Roman" w:cs="Times New Roman"/>
+        </w:rPr>
+      </w:pPr>
+      <w:r>
+        <w:rPr>
+          <w:rFonts w:ascii="Times New Roman" w:hAnsi="Times New Roman" w:cs="Times New Roman"/>
+        </w:rPr>
         <w:t>VLAN 40 R&amp;D PC 30, PC35- PC36 (f0/8-f0/10 on S3) PC30-PC33, PC37-PC38 (f0/3-f0/7 on S4) PC34, PC39 (f0/1 -f0/2 on S5)</w:t>
       </w:r>
     </w:p>
     <w:p>
-      <w:r>
+      <w:pPr>
+        <w:spacing w:line="480" w:lineRule="auto"/>
+        <w:rPr>
+          <w:rFonts w:ascii="Times New Roman" w:hAnsi="Times New Roman" w:cs="Times New Roman"/>
+        </w:rPr>
+      </w:pPr>
+      <w:r>
+        <w:rPr>
+          <w:rFonts w:ascii="Times New Roman" w:hAnsi="Times New Roman" w:cs="Times New Roman"/>
+        </w:rPr>
         <w:t>VLAN 50 Sales PC40, PC45 (f08 -f0/9 on S4) PC41-PC44 and PC46-PC49 (f0/3 -f0/10 on S5)</w:t>
       </w:r>
     </w:p>
     <w:p>
-      <w:r>
-        <w:t>VALN 99 Unused (All interfaces that are not in use)</w:t>
+      <w:pPr>
+        <w:spacing w:line="480" w:lineRule="auto"/>
+        <w:rPr>
+          <w:rFonts w:ascii="Times New Roman" w:hAnsi="Times New Roman" w:cs="Times New Roman"/>
+        </w:rPr>
+      </w:pPr>
+      <w:r>
+        <w:rPr>
+          <w:rFonts w:ascii="Times New Roman" w:hAnsi="Times New Roman" w:cs="Times New Roman"/>
+        </w:rPr>
+        <w:t>V</w:t>
+      </w:r>
+      <w:r>
+        <w:rPr>
+          <w:rFonts w:ascii="Times New Roman" w:hAnsi="Times New Roman" w:cs="Times New Roman"/>
+        </w:rPr>
+        <w:t>LAN</w:t>
+      </w:r>
+      <w:r>
+        <w:rPr>
+          <w:rFonts w:ascii="Times New Roman" w:hAnsi="Times New Roman" w:cs="Times New Roman"/>
+        </w:rPr>
+        <w:t xml:space="preserve"> 99 Unused (All interfaces that are not in use)</w:t>
       </w:r>
     </w:p>
     <w:p>
-      <w:r>
+      <w:pPr>
+        <w:spacing w:line="480" w:lineRule="auto"/>
+        <w:rPr>
+          <w:rFonts w:ascii="Times New Roman" w:hAnsi="Times New Roman" w:cs="Times New Roman"/>
+        </w:rPr>
+      </w:pPr>
+      <w:r>
+        <w:rPr>
+          <w:rFonts w:ascii="Times New Roman" w:hAnsi="Times New Roman" w:cs="Times New Roman"/>
+        </w:rPr>
         <w:t>1. give the switch a hostname</w:t>
       </w:r>
     </w:p>
     <w:p>
-      <w:r>
+      <w:pPr>
+        <w:spacing w:line="480" w:lineRule="auto"/>
+        <w:rPr>
+          <w:rFonts w:ascii="Times New Roman" w:hAnsi="Times New Roman" w:cs="Times New Roman"/>
+        </w:rPr>
+      </w:pPr>
+      <w:r>
+        <w:rPr>
+          <w:rFonts w:ascii="Times New Roman" w:hAnsi="Times New Roman" w:cs="Times New Roman"/>
+        </w:rPr>
         <w:t xml:space="preserve">2. make VLANs needed for the switch </w:t>
       </w:r>
     </w:p>
     <w:p>
-      <w:r>
+      <w:pPr>
+        <w:spacing w:line="480" w:lineRule="auto"/>
+        <w:rPr>
+          <w:rFonts w:ascii="Times New Roman" w:hAnsi="Times New Roman" w:cs="Times New Roman"/>
+        </w:rPr>
+      </w:pPr>
+      <w:r>
+        <w:rPr>
+          <w:rFonts w:ascii="Times New Roman" w:hAnsi="Times New Roman" w:cs="Times New Roman"/>
+        </w:rPr>
         <w:t>3. go into the switch interface and put the right interface in the right VLANs</w:t>
       </w:r>
     </w:p>
     <w:p>
-      <w:r>
+      <w:pPr>
+        <w:spacing w:line="480" w:lineRule="auto"/>
+        <w:rPr>
+          <w:rFonts w:ascii="Times New Roman" w:hAnsi="Times New Roman" w:cs="Times New Roman"/>
+        </w:rPr>
+      </w:pPr>
+      <w:r>
+        <w:rPr>
+          <w:rFonts w:ascii="Times New Roman" w:hAnsi="Times New Roman" w:cs="Times New Roman"/>
+        </w:rPr>
         <w:t>4. move any unused interfaces into VLAN 99</w:t>
       </w:r>
     </w:p>
     <w:p>
-      <w:r>
+      <w:pPr>
+        <w:spacing w:line="480" w:lineRule="auto"/>
+        <w:rPr>
+          <w:rFonts w:ascii="Times New Roman" w:hAnsi="Times New Roman" w:cs="Times New Roman"/>
+        </w:rPr>
+      </w:pPr>
+      <w:r>
+        <w:rPr>
+          <w:rFonts w:ascii="Times New Roman" w:hAnsi="Times New Roman" w:cs="Times New Roman"/>
+        </w:rPr>
         <w:t xml:space="preserve">5. put g0/1 and g0/2 on a trunk interface if in use </w:t>
       </w:r>
     </w:p>
     <w:p>
-      <w:r>
+      <w:pPr>
+        <w:spacing w:line="480" w:lineRule="auto"/>
+        <w:rPr>
+          <w:rFonts w:ascii="Times New Roman" w:hAnsi="Times New Roman" w:cs="Times New Roman"/>
+        </w:rPr>
+      </w:pPr>
+      <w:r>
+        <w:rPr>
+          <w:rFonts w:ascii="Times New Roman" w:hAnsi="Times New Roman" w:cs="Times New Roman"/>
+        </w:rPr>
         <w:t>The g0/1 and g0/2 interfaces will act as trunk interfaces If the interfaces are in use.</w:t>
       </w:r>
     </w:p>
@@ -314,6 +449,17 @@
             </a:graphic>
           </wp:inline>
         </w:drawing>
+      </w:r>
+    </w:p>
+    <w:p>
+      <w:r>
+        <w:t xml:space="preserve">Note: The two gigabit ethernet </w:t>
+      </w:r>
+      <w:r>
+        <w:t>interfaces</w:t>
+      </w:r>
+      <w:r>
+        <w:t xml:space="preserve"> that are in VLAN1 we work fully as trunks after basic router configuration is completed which will include inner VLAN routing. </w:t>
       </w:r>
     </w:p>
     <w:sectPr>
@@ -929,6 +1075,7 @@
   <w:style w:type="character" w:default="1" w:styleId="DefaultParagraphFont">
     <w:name w:val="Default Paragraph Font"/>
     <w:uiPriority w:val="1"/>
+    <w:semiHidden/>
     <w:unhideWhenUsed/>
   </w:style>
   <w:style w:type="table" w:default="1" w:styleId="TableNormal">

--- a/Network-Documentation.docx
+++ b/Network-Documentation.docx
@@ -215,6 +215,12 @@
           <w:rFonts w:ascii="Times New Roman" w:hAnsi="Times New Roman" w:cs="Times New Roman"/>
         </w:rPr>
         <w:t>The g0/1 and g0/2 interfaces will act as trunk interfaces If the interfaces are in use.</w:t>
+      </w:r>
+      <w:r>
+        <w:rPr>
+          <w:rFonts w:ascii="Times New Roman" w:hAnsi="Times New Roman" w:cs="Times New Roman"/>
+        </w:rPr>
+        <w:t xml:space="preserve"> The interface f0/24 on S2 and S3 will also be a trunk.</w:t>
       </w:r>
     </w:p>
     <w:p>
@@ -460,6 +466,232 @@
       </w:r>
       <w:r>
         <w:t xml:space="preserve"> that are in VLAN1 we work fully as trunks after basic router configuration is completed which will include inner VLAN routing. </w:t>
+      </w:r>
+    </w:p>
+    <w:p>
+      <w:pPr>
+        <w:pStyle w:val="Heading1"/>
+      </w:pPr>
+      <w:r>
+        <w:t>VLANs routing and DHCP</w:t>
+      </w:r>
+    </w:p>
+    <w:p>
+      <w:r>
+        <w:t>1.give router hostnames</w:t>
+      </w:r>
+    </w:p>
+    <w:p>
+      <w:r>
+        <w:t xml:space="preserve">2.Configure IP address on the routers and SVIs on the switch. </w:t>
+      </w:r>
+    </w:p>
+    <w:p>
+      <w:r>
+        <w:t xml:space="preserve">3.Configure sub interfaces on the routers for inner VLAN routing </w:t>
+      </w:r>
+    </w:p>
+    <w:p>
+      <w:r>
+        <w:t xml:space="preserve">4.Configure helper address </w:t>
+      </w:r>
+    </w:p>
+    <w:p>
+      <w:r>
+        <w:t>5.Configure DHCP pools</w:t>
+      </w:r>
+    </w:p>
+    <w:p>
+      <w:r>
+        <w:lastRenderedPageBreak/>
+        <w:t>Note: DHCP and VLAN routing will not work fully until the completion of the OSPF configuration.</w:t>
+      </w:r>
+    </w:p>
+    <w:p>
+      <w:r>
+        <w:rPr>
+          <w:noProof/>
+        </w:rPr>
+        <w:drawing>
+          <wp:inline distT="0" distB="0" distL="0" distR="0" wp14:anchorId="3EEDBEAA" wp14:editId="692FB92D">
+            <wp:extent cx="5943600" cy="1289685"/>
+            <wp:effectExtent l="0" t="0" r="0" b="5715"/>
+            <wp:docPr id="1059213961" name="Picture 1"/>
+            <wp:cNvGraphicFramePr>
+              <a:graphicFrameLocks xmlns:a="http://schemas.openxmlformats.org/drawingml/2006/main" noChangeAspect="1"/>
+            </wp:cNvGraphicFramePr>
+            <a:graphic xmlns:a="http://schemas.openxmlformats.org/drawingml/2006/main">
+              <a:graphicData uri="http://schemas.openxmlformats.org/drawingml/2006/picture">
+                <pic:pic xmlns:pic="http://schemas.openxmlformats.org/drawingml/2006/picture">
+                  <pic:nvPicPr>
+                    <pic:cNvPr id="1059213961" name="Picture 1059213961"/>
+                    <pic:cNvPicPr/>
+                  </pic:nvPicPr>
+                  <pic:blipFill>
+                    <a:blip r:embed="rId9">
+                      <a:extLst>
+                        <a:ext uri="{28A0092B-C50C-407E-A947-70E740481C1C}">
+                          <a14:useLocalDpi xmlns:a14="http://schemas.microsoft.com/office/drawing/2010/main" val="0"/>
+                        </a:ext>
+                      </a:extLst>
+                    </a:blip>
+                    <a:stretch>
+                      <a:fillRect/>
+                    </a:stretch>
+                  </pic:blipFill>
+                  <pic:spPr>
+                    <a:xfrm>
+                      <a:off x="0" y="0"/>
+                      <a:ext cx="5943600" cy="1289685"/>
+                    </a:xfrm>
+                    <a:prstGeom prst="rect">
+                      <a:avLst/>
+                    </a:prstGeom>
+                  </pic:spPr>
+                </pic:pic>
+              </a:graphicData>
+            </a:graphic>
+          </wp:inline>
+        </w:drawing>
+      </w:r>
+      <w:r>
+        <w:rPr>
+          <w:noProof/>
+        </w:rPr>
+        <w:drawing>
+          <wp:inline distT="0" distB="0" distL="0" distR="0" wp14:anchorId="0C24E904" wp14:editId="2C9C5F68">
+            <wp:extent cx="5943600" cy="932815"/>
+            <wp:effectExtent l="0" t="0" r="0" b="635"/>
+            <wp:docPr id="845960575" name="Picture 2"/>
+            <wp:cNvGraphicFramePr>
+              <a:graphicFrameLocks xmlns:a="http://schemas.openxmlformats.org/drawingml/2006/main" noChangeAspect="1"/>
+            </wp:cNvGraphicFramePr>
+            <a:graphic xmlns:a="http://schemas.openxmlformats.org/drawingml/2006/main">
+              <a:graphicData uri="http://schemas.openxmlformats.org/drawingml/2006/picture">
+                <pic:pic xmlns:pic="http://schemas.openxmlformats.org/drawingml/2006/picture">
+                  <pic:nvPicPr>
+                    <pic:cNvPr id="845960575" name="Picture 845960575"/>
+                    <pic:cNvPicPr/>
+                  </pic:nvPicPr>
+                  <pic:blipFill>
+                    <a:blip r:embed="rId10">
+                      <a:extLst>
+                        <a:ext uri="{28A0092B-C50C-407E-A947-70E740481C1C}">
+                          <a14:useLocalDpi xmlns:a14="http://schemas.microsoft.com/office/drawing/2010/main" val="0"/>
+                        </a:ext>
+                      </a:extLst>
+                    </a:blip>
+                    <a:stretch>
+                      <a:fillRect/>
+                    </a:stretch>
+                  </pic:blipFill>
+                  <pic:spPr>
+                    <a:xfrm>
+                      <a:off x="0" y="0"/>
+                      <a:ext cx="5943600" cy="932815"/>
+                    </a:xfrm>
+                    <a:prstGeom prst="rect">
+                      <a:avLst/>
+                    </a:prstGeom>
+                  </pic:spPr>
+                </pic:pic>
+              </a:graphicData>
+            </a:graphic>
+          </wp:inline>
+        </w:drawing>
+      </w:r>
+      <w:r>
+        <w:rPr>
+          <w:noProof/>
+        </w:rPr>
+        <w:lastRenderedPageBreak/>
+        <w:drawing>
+          <wp:inline distT="0" distB="0" distL="0" distR="0" wp14:anchorId="4813116F" wp14:editId="7338F5B7">
+            <wp:extent cx="5943600" cy="1123315"/>
+            <wp:effectExtent l="0" t="0" r="0" b="635"/>
+            <wp:docPr id="1817504676" name="Picture 4"/>
+            <wp:cNvGraphicFramePr>
+              <a:graphicFrameLocks xmlns:a="http://schemas.openxmlformats.org/drawingml/2006/main" noChangeAspect="1"/>
+            </wp:cNvGraphicFramePr>
+            <a:graphic xmlns:a="http://schemas.openxmlformats.org/drawingml/2006/main">
+              <a:graphicData uri="http://schemas.openxmlformats.org/drawingml/2006/picture">
+                <pic:pic xmlns:pic="http://schemas.openxmlformats.org/drawingml/2006/picture">
+                  <pic:nvPicPr>
+                    <pic:cNvPr id="1817504676" name="Picture 1817504676"/>
+                    <pic:cNvPicPr/>
+                  </pic:nvPicPr>
+                  <pic:blipFill>
+                    <a:blip r:embed="rId11">
+                      <a:extLst>
+                        <a:ext uri="{28A0092B-C50C-407E-A947-70E740481C1C}">
+                          <a14:useLocalDpi xmlns:a14="http://schemas.microsoft.com/office/drawing/2010/main" val="0"/>
+                        </a:ext>
+                      </a:extLst>
+                    </a:blip>
+                    <a:stretch>
+                      <a:fillRect/>
+                    </a:stretch>
+                  </pic:blipFill>
+                  <pic:spPr>
+                    <a:xfrm>
+                      <a:off x="0" y="0"/>
+                      <a:ext cx="5943600" cy="1123315"/>
+                    </a:xfrm>
+                    <a:prstGeom prst="rect">
+                      <a:avLst/>
+                    </a:prstGeom>
+                  </pic:spPr>
+                </pic:pic>
+              </a:graphicData>
+            </a:graphic>
+          </wp:inline>
+        </w:drawing>
+      </w:r>
+      <w:r>
+        <w:rPr>
+          <w:noProof/>
+        </w:rPr>
+        <w:drawing>
+          <wp:inline distT="0" distB="0" distL="0" distR="0" wp14:anchorId="5DD99543" wp14:editId="386D027D">
+            <wp:extent cx="5943600" cy="5185410"/>
+            <wp:effectExtent l="0" t="0" r="0" b="0"/>
+            <wp:docPr id="825791486" name="Picture 3"/>
+            <wp:cNvGraphicFramePr>
+              <a:graphicFrameLocks xmlns:a="http://schemas.openxmlformats.org/drawingml/2006/main" noChangeAspect="1"/>
+            </wp:cNvGraphicFramePr>
+            <a:graphic xmlns:a="http://schemas.openxmlformats.org/drawingml/2006/main">
+              <a:graphicData uri="http://schemas.openxmlformats.org/drawingml/2006/picture">
+                <pic:pic xmlns:pic="http://schemas.openxmlformats.org/drawingml/2006/picture">
+                  <pic:nvPicPr>
+                    <pic:cNvPr id="825791486" name="Picture 825791486"/>
+                    <pic:cNvPicPr/>
+                  </pic:nvPicPr>
+                  <pic:blipFill>
+                    <a:blip r:embed="rId12">
+                      <a:extLst>
+                        <a:ext uri="{28A0092B-C50C-407E-A947-70E740481C1C}">
+                          <a14:useLocalDpi xmlns:a14="http://schemas.microsoft.com/office/drawing/2010/main" val="0"/>
+                        </a:ext>
+                      </a:extLst>
+                    </a:blip>
+                    <a:stretch>
+                      <a:fillRect/>
+                    </a:stretch>
+                  </pic:blipFill>
+                  <pic:spPr>
+                    <a:xfrm>
+                      <a:off x="0" y="0"/>
+                      <a:ext cx="5943600" cy="5185410"/>
+                    </a:xfrm>
+                    <a:prstGeom prst="rect">
+                      <a:avLst/>
+                    </a:prstGeom>
+                  </pic:spPr>
+                </pic:pic>
+              </a:graphicData>
+            </a:graphic>
+          </wp:inline>
+        </w:drawing>
       </w:r>
     </w:p>
     <w:sectPr>
@@ -1075,7 +1307,6 @@
   <w:style w:type="character" w:default="1" w:styleId="DefaultParagraphFont">
     <w:name w:val="Default Paragraph Font"/>
     <w:uiPriority w:val="1"/>
-    <w:semiHidden/>
     <w:unhideWhenUsed/>
   </w:style>
   <w:style w:type="table" w:default="1" w:styleId="TableNormal">
